--- a/diagnostic-test/ETABLIX-Diagnostic-Test-Script.docx
+++ b/diagnostic-test/ETABLIX-Diagnostic-Test-Script.docx
@@ -1781,6 +1781,112 @@
         <w:t xml:space="preserve">.</w:t>
       </w:r>
     </w:p>
+    <w:tbl>
+      <w:tblPr>
+        <w:tblW w:type="dxa" w:w="9020"/>
+        <w:tblBorders>
+          <w:top w:val="single" w:color="auto" w:sz="4"/>
+          <w:left w:val="single" w:color="auto" w:sz="4"/>
+          <w:bottom w:val="single" w:color="auto" w:sz="4"/>
+          <w:right w:val="single" w:color="auto" w:sz="4"/>
+          <w:insideH w:val="single" w:color="auto" w:sz="4"/>
+          <w:insideV w:val="single" w:color="auto" w:sz="4"/>
+        </w:tblBorders>
+      </w:tblPr>
+      <w:tblGrid>
+        <w:gridCol w:w="9020"/>
+      </w:tblGrid>
+      <w:tr>
+        <w:tc>
+          <w:tcPr>
+            <w:tcW w:type="dxa" w:w="9020"/>
+            <w:tcBorders>
+              <w:top w:val="single" w:color="D5D5D5" w:sz="2"/>
+              <w:left w:val="single" w:color="D5D5D5" w:sz="2"/>
+              <w:bottom w:val="single" w:color="D5D5D5" w:sz="2"/>
+              <w:right w:val="single" w:color="D5D5D5" w:sz="2"/>
+            </w:tcBorders>
+            <w:shd w:fill="EFE6D2" w:color="auto" w:val="clear"/>
+            <w:tcMar>
+              <w:top w:type="dxa" w:w="110"/>
+              <w:left w:type="dxa" w:w="150"/>
+              <w:bottom w:type="dxa" w:w="110"/>
+              <w:right w:type="dxa" w:w="130"/>
+            </w:tcMar>
+          </w:tcPr>
+          <w:p>
+            <w:pPr>
+              <w:spacing w:after="40"/>
+            </w:pPr>
+            <w:r>
+              <w:rPr>
+                <w:rFonts w:ascii="Arial" w:cs="Arial" w:eastAsia="Arial" w:hAnsi="Arial"/>
+                <w:b/>
+                <w:bCs/>
+                <w:color w:val="14181D"/>
+                <w:spacing w:val="30"/>
+                <w:sz w:val="15"/>
+                <w:szCs w:val="15"/>
+              </w:rPr>
+              <w:t xml:space="preserve">`6500` IS A TEST VALUE, NOT A PRICE</w:t>
+            </w:r>
+          </w:p>
+          <w:p>
+            <w:pPr>
+              <w:spacing w:after="30" w:before="30" w:line="255"/>
+            </w:pPr>
+            <w:r>
+              <w:rPr>
+                <w:rFonts w:ascii="Arial" w:cs="Arial" w:eastAsia="Arial" w:hAnsi="Arial"/>
+                <w:color w:val="14181D"/>
+                <w:sz w:val="18"/>
+                <w:szCs w:val="18"/>
+              </w:rPr>
+              <w:t xml:space="preserve">Nothing on the website publishes a fee. The deliverable catalogue carries an indicative range of </w:t>
+            </w:r>
+            <w:r>
+              <w:rPr>
+                <w:rFonts w:ascii="Arial" w:cs="Arial" w:eastAsia="Arial" w:hAnsi="Arial"/>
+                <w:b/>
+                <w:bCs/>
+                <w:color w:val="14181D"/>
+                <w:sz w:val="18"/>
+                <w:szCs w:val="18"/>
+              </w:rPr>
+              <w:t xml:space="preserve">£2,500–£7,500</w:t>
+            </w:r>
+            <w:r>
+              <w:rPr>
+                <w:rFonts w:ascii="Arial" w:cs="Arial" w:eastAsia="Arial" w:hAnsi="Arial"/>
+                <w:color w:val="14181D"/>
+                <w:sz w:val="18"/>
+                <w:szCs w:val="18"/>
+              </w:rPr>
+              <w:t xml:space="preserve"> for this one, and 6500 sits inside it so the arithmetic is easy to check: 30% is £1,950 and the balance is £4,550.</w:t>
+            </w:r>
+          </w:p>
+          <w:p>
+            <w:pPr>
+              <w:spacing w:after="30" w:before="30" w:line="255"/>
+            </w:pPr>
+          </w:p>
+          <w:p>
+            <w:pPr>
+              <w:spacing w:after="30" w:before="30" w:line="255"/>
+            </w:pPr>
+            <w:r>
+              <w:rPr>
+                <w:rFonts w:ascii="Arial" w:cs="Arial" w:eastAsia="Arial" w:hAnsi="Arial"/>
+                <w:color w:val="14181D"/>
+                <w:sz w:val="18"/>
+                <w:szCs w:val="18"/>
+              </w:rPr>
+              <w:t xml:space="preserve">Any figure works. Change it and the two invoices change with it.</w:t>
+            </w:r>
+          </w:p>
+        </w:tc>
+      </w:tr>
+    </w:tbl>
     <w:tbl>
       <w:tblPr>
         <w:tblW w:type="dxa" w:w="9020"/>
